--- a/tests/fixtures/fonts.docx
+++ b/tests/fixtures/fonts.docx
@@ -103,6 +103,62 @@
           <w:rStyle w:val="Акцент"/>
         </w:rPr>
         <w:t>акцент</w:t>
+      </w:r>
+    </w:p>
+    <w:p>
+      <w:r>
+        <w:t xml:space="preserve">Вид: </w:t>
+      </w:r>
+      <w:r>
+        <w:rPr>
+          <w:u w:val="double" w:color="C00000"/>
+        </w:rPr>
+        <w:t>двойное</w:t>
+      </w:r>
+      <w:r>
+        <w:t xml:space="preserve">, </w:t>
+      </w:r>
+      <w:r>
+        <w:rPr>
+          <w:u w:val="wave"/>
+        </w:rPr>
+        <w:t>волна</w:t>
+      </w:r>
+      <w:r>
+        <w:t xml:space="preserve">, </w:t>
+      </w:r>
+      <w:r>
+        <w:rPr>
+          <w:caps/>
+        </w:rPr>
+        <w:t>прописные</w:t>
+      </w:r>
+      <w:r>
+        <w:t xml:space="preserve">, </w:t>
+      </w:r>
+      <w:r>
+        <w:rPr>
+          <w:smallCaps/>
+        </w:rPr>
+        <w:t>малые</w:t>
+      </w:r>
+      <w:r>
+        <w:t xml:space="preserve">, </w:t>
+      </w:r>
+      <w:r>
+        <w:rPr>
+          <w:spacing w:val="40"/>
+        </w:rPr>
+        <w:t>разреженный</w:t>
+      </w:r>
+      <w:r>
+        <w:t xml:space="preserve">, </w:t>
+      </w:r>
+      <w:r>
+        <w:rPr>
+          <w:spacing w:val="-15"/>
+        </w:rPr>
+        <w:t>уплотнённый</w:t>
       </w:r>
     </w:p>
     <w:sectPr>
